--- a/docs/casos/word/CASO-002-folha-resposta.docx
+++ b/docs/casos/word/CASO-002-folha-resposta.docx
@@ -2930,7 +2930,19 @@
         <w:spacing w:after="60"/>
       </w:pPr>
       <w:r>
-        <w:t xml:space="preserve">Deixar sonda retal para manter a descompressão e reduzir a recidiva precoce.</w:t>
+        <w:t xml:space="preserve">Manter hidratação, correção eletrolítica e reavaliação clínica seriada.</w:t>
+      </w:r>
+    </w:p>
+    <w:p>
+      <w:pPr>
+        <w:spacing w:after="60" w:before="160"/>
+      </w:pPr>
+      <w:r>
+        <w:rPr>
+          <w:b/>
+          <w:bCs/>
+        </w:rPr>
+        <w:t xml:space="preserve">Aceitável</w:t>
       </w:r>
     </w:p>
     <w:p>
@@ -2943,19 +2955,7 @@
         <w:spacing w:after="60"/>
       </w:pPr>
       <w:r>
-        <w:t xml:space="preserve">Manter hidratação, correção eletrolítica e reavaliação clínica seriada.</w:t>
-      </w:r>
-    </w:p>
-    <w:p>
-      <w:pPr>
-        <w:spacing w:after="60" w:before="160"/>
-      </w:pPr>
-      <w:r>
-        <w:rPr>
-          <w:b/>
-          <w:bCs/>
-        </w:rPr>
-        <w:t xml:space="preserve">Aceitável</w:t>
+        <w:t xml:space="preserve">Retossigmoidoscopia rígida com passagem de sonda retal, se a flexível não estiver disponível.</w:t>
       </w:r>
     </w:p>
     <w:p>
@@ -2968,7 +2968,20 @@
         <w:spacing w:after="60"/>
       </w:pPr>
       <w:r>
-        <w:t xml:space="preserve">Retossigmoidoscopia rígida com passagem de sonda retal, se a flexível não estiver disponível.</w:t>
+        <w:t xml:space="preserve">Deixar sonda retal para manter a descompressão e reduzir a recidiva precoce.</w:t>
+      </w:r>
+    </w:p>
+    <w:p>
+      <w:pPr>
+        <w:pStyle w:val="ListParagraph"/>
+        <w:numPr>
+          <w:ilvl w:val="0"/>
+          <w:numId w:val="3"/>
+        </w:numPr>
+        <w:spacing w:after="60"/>
+      </w:pPr>
+      <w:r>
+        <w:t xml:space="preserve">Não deixar sonda retal após a descompressão.</w:t>
       </w:r>
     </w:p>
     <w:p>
@@ -3100,52 +3113,6 @@
           <w:p>
             <w:r>
               <w:t xml:space="preserve">Cirurgia de urgência com maior morbidade e maior chance de colostomia, quando a descompressão resolveria o quadro agudo.</w:t>
-            </w:r>
-          </w:p>
-        </w:tc>
-      </w:tr>
-      <w:tr>
-        <w:tc>
-          <w:tcPr>
-            <w:tcW w:type="dxa" w:w="4819"/>
-            <w:tcBorders>
-              <w:top w:val="single" w:color="D8D8CF" w:sz="4"/>
-              <w:left w:val="single" w:color="D8D8CF" w:sz="4"/>
-              <w:bottom w:val="single" w:color="D8D8CF" w:sz="4"/>
-              <w:right w:val="single" w:color="D8D8CF" w:sz="4"/>
-            </w:tcBorders>
-            <w:tcMar>
-              <w:top w:type="dxa" w:w="80"/>
-              <w:left w:type="dxa" w:w="100"/>
-              <w:bottom w:type="dxa" w:w="80"/>
-              <w:right w:type="dxa" w:w="100"/>
-            </w:tcMar>
-          </w:tcPr>
-          <w:p>
-            <w:r>
-              <w:t xml:space="preserve">Não deixar sonda retal após a descompressão.</w:t>
-            </w:r>
-          </w:p>
-        </w:tc>
-        <w:tc>
-          <w:tcPr>
-            <w:tcW w:type="dxa" w:w="4819"/>
-            <w:tcBorders>
-              <w:top w:val="single" w:color="D8D8CF" w:sz="4"/>
-              <w:left w:val="single" w:color="D8D8CF" w:sz="4"/>
-              <w:bottom w:val="single" w:color="D8D8CF" w:sz="4"/>
-              <w:right w:val="single" w:color="D8D8CF" w:sz="4"/>
-            </w:tcBorders>
-            <w:tcMar>
-              <w:top w:type="dxa" w:w="80"/>
-              <w:left w:type="dxa" w:w="100"/>
-              <w:bottom w:type="dxa" w:w="80"/>
-              <w:right w:type="dxa" w:w="100"/>
-            </w:tcMar>
-          </w:tcPr>
-          <w:p>
-            <w:r>
-              <w:t xml:space="preserve">Maior risco de recidiva precoce do volvo.</w:t>
             </w:r>
           </w:p>
         </w:tc>
@@ -4682,7 +4649,7 @@
         <w:spacing w:after="60"/>
       </w:pPr>
       <w:r>
-        <w:t xml:space="preserve">Manter a sonda retal, realimentar de forma progressiva e otimizar as condições clínicas antes da cirurgia.</w:t>
+        <w:t xml:space="preserve">Realimentar de forma progressiva e otimizar as condições clínicas antes da cirurgia, mantendo a sonda retal se ela foi deixada.</w:t>
       </w:r>
     </w:p>
     <w:p>
@@ -5402,7 +5369,7 @@
           </w:tcPr>
           <w:p>
             <w:r>
-              <w:t xml:space="preserve">Manter a sonda retal, realimentar de forma progressiva e otimizar as condições clínicas antes da cirurgia.</w:t>
+              <w:t xml:space="preserve">Realimentar de forma progressiva e otimizar as condições clínicas antes da cirurgia, mantendo a sonda retal se ela foi deixada.</w:t>
             </w:r>
           </w:p>
         </w:tc>
@@ -8298,6 +8265,330 @@
           <w:b/>
           <w:bCs/>
         </w:rPr>
+        <w:t xml:space="preserve">Consequências de decisões fora do esperado</w:t>
+      </w:r>
+    </w:p>
+    <w:tbl>
+      <w:tblPr>
+        <w:tblW w:type="dxa" w:w="9638"/>
+        <w:tblBorders>
+          <w:top w:val="single" w:color="auto" w:sz="4"/>
+          <w:left w:val="single" w:color="auto" w:sz="4"/>
+          <w:bottom w:val="single" w:color="auto" w:sz="4"/>
+          <w:right w:val="single" w:color="auto" w:sz="4"/>
+          <w:insideH w:val="single" w:color="auto" w:sz="4"/>
+          <w:insideV w:val="single" w:color="auto" w:sz="4"/>
+        </w:tblBorders>
+      </w:tblPr>
+      <w:tblGrid>
+        <w:gridCol w:w="876"/>
+        <w:gridCol w:w="3285"/>
+        <w:gridCol w:w="3285"/>
+        <w:gridCol w:w="2192"/>
+      </w:tblGrid>
+      <w:tr>
+        <w:trPr>
+          <w:tblHeader/>
+        </w:trPr>
+        <w:tc>
+          <w:tcPr>
+            <w:tcW w:type="dxa" w:w="876"/>
+            <w:tcBorders>
+              <w:top w:val="single" w:color="D8D8CF" w:sz="4"/>
+              <w:left w:val="single" w:color="D8D8CF" w:sz="4"/>
+              <w:bottom w:val="single" w:color="D8D8CF" w:sz="4"/>
+              <w:right w:val="single" w:color="D8D8CF" w:sz="4"/>
+            </w:tcBorders>
+            <w:shd w:fill="E8EDC4" w:color="auto" w:val="clear"/>
+            <w:tcMar>
+              <w:top w:type="dxa" w:w="80"/>
+              <w:left w:type="dxa" w:w="100"/>
+              <w:bottom w:type="dxa" w:w="80"/>
+              <w:right w:type="dxa" w:w="100"/>
+            </w:tcMar>
+          </w:tcPr>
+          <w:p>
+            <w:r>
+              <w:rPr>
+                <w:b/>
+                <w:bCs/>
+              </w:rPr>
+              <w:t xml:space="preserve">Regra</w:t>
+            </w:r>
+          </w:p>
+        </w:tc>
+        <w:tc>
+          <w:tcPr>
+            <w:tcW w:type="dxa" w:w="3285"/>
+            <w:tcBorders>
+              <w:top w:val="single" w:color="D8D8CF" w:sz="4"/>
+              <w:left w:val="single" w:color="D8D8CF" w:sz="4"/>
+              <w:bottom w:val="single" w:color="D8D8CF" w:sz="4"/>
+              <w:right w:val="single" w:color="D8D8CF" w:sz="4"/>
+            </w:tcBorders>
+            <w:shd w:fill="E8EDC4" w:color="auto" w:val="clear"/>
+            <w:tcMar>
+              <w:top w:type="dxa" w:w="80"/>
+              <w:left w:type="dxa" w:w="100"/>
+              <w:bottom w:type="dxa" w:w="80"/>
+              <w:right w:type="dxa" w:w="100"/>
+            </w:tcMar>
+          </w:tcPr>
+          <w:p>
+            <w:r>
+              <w:rPr>
+                <w:b/>
+                <w:bCs/>
+              </w:rPr>
+              <w:t xml:space="preserve">Se o aluno</w:t>
+            </w:r>
+          </w:p>
+        </w:tc>
+        <w:tc>
+          <w:tcPr>
+            <w:tcW w:type="dxa" w:w="3285"/>
+            <w:tcBorders>
+              <w:top w:val="single" w:color="D8D8CF" w:sz="4"/>
+              <w:left w:val="single" w:color="D8D8CF" w:sz="4"/>
+              <w:bottom w:val="single" w:color="D8D8CF" w:sz="4"/>
+              <w:right w:val="single" w:color="D8D8CF" w:sz="4"/>
+            </w:tcBorders>
+            <w:shd w:fill="E8EDC4" w:color="auto" w:val="clear"/>
+            <w:tcMar>
+              <w:top w:type="dxa" w:w="80"/>
+              <w:left w:type="dxa" w:w="100"/>
+              <w:bottom w:type="dxa" w:w="80"/>
+              <w:right w:type="dxa" w:w="100"/>
+            </w:tcMar>
+          </w:tcPr>
+          <w:p>
+            <w:r>
+              <w:rPr>
+                <w:b/>
+                <w:bCs/>
+              </w:rPr>
+              <w:t xml:space="preserve">Então</w:t>
+            </w:r>
+          </w:p>
+        </w:tc>
+        <w:tc>
+          <w:tcPr>
+            <w:tcW w:type="dxa" w:w="2192"/>
+            <w:tcBorders>
+              <w:top w:val="single" w:color="D8D8CF" w:sz="4"/>
+              <w:left w:val="single" w:color="D8D8CF" w:sz="4"/>
+              <w:bottom w:val="single" w:color="D8D8CF" w:sz="4"/>
+              <w:right w:val="single" w:color="D8D8CF" w:sz="4"/>
+            </w:tcBorders>
+            <w:shd w:fill="E8EDC4" w:color="auto" w:val="clear"/>
+            <w:tcMar>
+              <w:top w:type="dxa" w:w="80"/>
+              <w:left w:type="dxa" w:w="100"/>
+              <w:bottom w:type="dxa" w:w="80"/>
+              <w:right w:type="dxa" w:w="100"/>
+            </w:tcMar>
+          </w:tcPr>
+          <w:p>
+            <w:r>
+              <w:rPr>
+                <w:b/>
+                <w:bCs/>
+              </w:rPr>
+              <w:t xml:space="preserve">O caso vai para</w:t>
+            </w:r>
+          </w:p>
+        </w:tc>
+      </w:tr>
+      <w:tr>
+        <w:tc>
+          <w:tcPr>
+            <w:tcW w:type="dxa" w:w="876"/>
+            <w:tcBorders>
+              <w:top w:val="single" w:color="D8D8CF" w:sz="4"/>
+              <w:left w:val="single" w:color="D8D8CF" w:sz="4"/>
+              <w:bottom w:val="single" w:color="D8D8CF" w:sz="4"/>
+              <w:right w:val="single" w:color="D8D8CF" w:sz="4"/>
+            </w:tcBorders>
+            <w:tcMar>
+              <w:top w:type="dxa" w:w="80"/>
+              <w:left w:type="dxa" w:w="100"/>
+              <w:bottom w:type="dxa" w:w="80"/>
+              <w:right w:type="dxa" w:w="100"/>
+            </w:tcMar>
+          </w:tcPr>
+          <w:p>
+            <w:r>
+              <w:t xml:space="preserve">R11</w:t>
+            </w:r>
+          </w:p>
+        </w:tc>
+        <w:tc>
+          <w:tcPr>
+            <w:tcW w:type="dxa" w:w="3285"/>
+            <w:tcBorders>
+              <w:top w:val="single" w:color="D8D8CF" w:sz="4"/>
+              <w:left w:val="single" w:color="D8D8CF" w:sz="4"/>
+              <w:bottom w:val="single" w:color="D8D8CF" w:sz="4"/>
+              <w:right w:val="single" w:color="D8D8CF" w:sz="4"/>
+            </w:tcBorders>
+            <w:tcMar>
+              <w:top w:type="dxa" w:w="80"/>
+              <w:left w:type="dxa" w:w="100"/>
+              <w:bottom w:type="dxa" w:w="80"/>
+              <w:right w:type="dxa" w:w="100"/>
+            </w:tcMar>
+          </w:tcPr>
+          <w:p>
+            <w:r>
+              <w:t xml:space="preserve">Faz anastomose primária em paciente em choque com contaminação fecal.</w:t>
+            </w:r>
+          </w:p>
+        </w:tc>
+        <w:tc>
+          <w:tcPr>
+            <w:tcW w:type="dxa" w:w="3285"/>
+            <w:tcBorders>
+              <w:top w:val="single" w:color="D8D8CF" w:sz="4"/>
+              <w:left w:val="single" w:color="D8D8CF" w:sz="4"/>
+              <w:bottom w:val="single" w:color="D8D8CF" w:sz="4"/>
+              <w:right w:val="single" w:color="D8D8CF" w:sz="4"/>
+            </w:tcBorders>
+            <w:tcMar>
+              <w:top w:type="dxa" w:w="80"/>
+              <w:left w:type="dxa" w:w="100"/>
+              <w:bottom w:type="dxa" w:w="80"/>
+              <w:right w:type="dxa" w:w="100"/>
+            </w:tcMar>
+          </w:tcPr>
+          <w:p>
+            <w:r>
+              <w:t xml:space="preserve">A anastomose é feita sobre um cólon edemaciado, em paciente com noradrenalina em dose crescente e lactato de 5,2 mmol/L.</w:t>
+            </w:r>
+          </w:p>
+        </w:tc>
+        <w:tc>
+          <w:tcPr>
+            <w:tcW w:type="dxa" w:w="2192"/>
+            <w:tcBorders>
+              <w:top w:val="single" w:color="D8D8CF" w:sz="4"/>
+              <w:left w:val="single" w:color="D8D8CF" w:sz="4"/>
+              <w:bottom w:val="single" w:color="D8D8CF" w:sz="4"/>
+              <w:right w:val="single" w:color="D8D8CF" w:sz="4"/>
+            </w:tcBorders>
+            <w:tcMar>
+              <w:top w:type="dxa" w:w="80"/>
+              <w:left w:type="dxa" w:w="100"/>
+              <w:bottom w:type="dxa" w:w="80"/>
+              <w:right w:type="dxa" w:w="100"/>
+            </w:tcMar>
+          </w:tcPr>
+          <w:p>
+            <w:r>
+              <w:t xml:space="preserve">Desfecho D6 (grave)</w:t>
+            </w:r>
+          </w:p>
+        </w:tc>
+      </w:tr>
+      <w:tr>
+        <w:tc>
+          <w:tcPr>
+            <w:tcW w:type="dxa" w:w="876"/>
+            <w:tcBorders>
+              <w:top w:val="single" w:color="D8D8CF" w:sz="4"/>
+              <w:left w:val="single" w:color="D8D8CF" w:sz="4"/>
+              <w:bottom w:val="single" w:color="D8D8CF" w:sz="4"/>
+              <w:right w:val="single" w:color="D8D8CF" w:sz="4"/>
+            </w:tcBorders>
+            <w:tcMar>
+              <w:top w:type="dxa" w:w="80"/>
+              <w:left w:type="dxa" w:w="100"/>
+              <w:bottom w:type="dxa" w:w="80"/>
+              <w:right w:type="dxa" w:w="100"/>
+            </w:tcMar>
+          </w:tcPr>
+          <w:p>
+            <w:r>
+              <w:t xml:space="preserve">R12</w:t>
+            </w:r>
+          </w:p>
+        </w:tc>
+        <w:tc>
+          <w:tcPr>
+            <w:tcW w:type="dxa" w:w="3285"/>
+            <w:tcBorders>
+              <w:top w:val="single" w:color="D8D8CF" w:sz="4"/>
+              <w:left w:val="single" w:color="D8D8CF" w:sz="4"/>
+              <w:bottom w:val="single" w:color="D8D8CF" w:sz="4"/>
+              <w:right w:val="single" w:color="D8D8CF" w:sz="4"/>
+            </w:tcBorders>
+            <w:tcMar>
+              <w:top w:type="dxa" w:w="80"/>
+              <w:left w:type="dxa" w:w="100"/>
+              <w:bottom w:type="dxa" w:w="80"/>
+              <w:right w:type="dxa" w:w="100"/>
+            </w:tcMar>
+          </w:tcPr>
+          <w:p>
+            <w:r>
+              <w:t xml:space="preserve">Faz apenas a detorção, sem ressecar o segmento necrótico.</w:t>
+            </w:r>
+          </w:p>
+        </w:tc>
+        <w:tc>
+          <w:tcPr>
+            <w:tcW w:type="dxa" w:w="3285"/>
+            <w:tcBorders>
+              <w:top w:val="single" w:color="D8D8CF" w:sz="4"/>
+              <w:left w:val="single" w:color="D8D8CF" w:sz="4"/>
+              <w:bottom w:val="single" w:color="D8D8CF" w:sz="4"/>
+              <w:right w:val="single" w:color="D8D8CF" w:sz="4"/>
+            </w:tcBorders>
+            <w:tcMar>
+              <w:top w:type="dxa" w:w="80"/>
+              <w:left w:type="dxa" w:w="100"/>
+              <w:bottom w:type="dxa" w:w="80"/>
+              <w:right w:type="dxa" w:w="100"/>
+            </w:tcMar>
+          </w:tcPr>
+          <w:p>
+            <w:r>
+              <w:t xml:space="preserve">Desfeita a torção, o sigmoide continua negro, sem pulso e perfurado, e é deixado na cavidade.</w:t>
+            </w:r>
+          </w:p>
+        </w:tc>
+        <w:tc>
+          <w:tcPr>
+            <w:tcW w:type="dxa" w:w="2192"/>
+            <w:tcBorders>
+              <w:top w:val="single" w:color="D8D8CF" w:sz="4"/>
+              <w:left w:val="single" w:color="D8D8CF" w:sz="4"/>
+              <w:bottom w:val="single" w:color="D8D8CF" w:sz="4"/>
+              <w:right w:val="single" w:color="D8D8CF" w:sz="4"/>
+            </w:tcBorders>
+            <w:tcMar>
+              <w:top w:type="dxa" w:w="80"/>
+              <w:left w:type="dxa" w:w="100"/>
+              <w:bottom w:type="dxa" w:w="80"/>
+              <w:right w:type="dxa" w:w="100"/>
+            </w:tcMar>
+          </w:tcPr>
+          <w:p>
+            <w:r>
+              <w:t xml:space="preserve">Desfecho D7 (grave)</w:t>
+            </w:r>
+          </w:p>
+        </w:tc>
+      </w:tr>
+    </w:tbl>
+    <w:p>
+      <w:pPr>
+        <w:spacing w:after="60" w:before="160"/>
+      </w:pPr>
+      <w:r>
+        <w:rPr>
+          <w:b/>
+          <w:bCs/>
+        </w:rPr>
         <w:t xml:space="preserve">Textos mostrados na lista do simulador estático</w:t>
       </w:r>
     </w:p>
@@ -9338,6 +9629,71 @@
       </w:pPr>
       <w:r>
         <w:t xml:space="preserve">Autor do caso: 'A definir'.</w:t>
+      </w:r>
+    </w:p>
+    <w:p>
+      <w:pPr>
+        <w:pStyle w:val="ListParagraph"/>
+        <w:numPr>
+          <w:ilvl w:val="0"/>
+          <w:numId w:val="6"/>
+        </w:numPr>
+        <w:spacing w:after="60"/>
+      </w:pPr>
+      <w:r>
+        <w:t xml:space="preserve">As 108 explicações das alternativas do modo guiado (por que cada conduta está certa ou errada) foram escritas pelo desenvolvimento a partir das diretrizes citadas. Conferir cada uma nas tabelas 'Explicação mostrada ao aluno no modo guiado' da folha resposta.</w:t>
+      </w:r>
+    </w:p>
+    <w:p>
+      <w:pPr>
+        <w:pStyle w:val="ListParagraph"/>
+        <w:numPr>
+          <w:ilvl w:val="0"/>
+          <w:numId w:val="6"/>
+        </w:numPr>
+        <w:spacing w:after="60"/>
+      </w:pPr>
+      <w:r>
+        <w:t xml:space="preserve">Revisão de outubro de 2026: deixar ou não deixar a sonda retal após a descompressão passaram a aceitáveis (antes: ideal e subótima), pela recomendação fraca da ASCRS 2021 e da WSES 2023. Confirmar.</w:t>
+      </w:r>
+    </w:p>
+    <w:p>
+      <w:pPr>
+        <w:pStyle w:val="ListParagraph"/>
+        <w:numPr>
+          <w:ilvl w:val="0"/>
+          <w:numId w:val="6"/>
+        </w:numPr>
+        <w:spacing w:after="60"/>
+      </w:pPr>
+      <w:r>
+        <w:t xml:space="preserve">Revisão de outubro de 2026: novos desfechos de óbito no M4-ALT: D6 para anastomose primária em choque (R11) e D7 para detorção sem ressecar o sigmoide necrótico (R12). Confirmar.</w:t>
+      </w:r>
+    </w:p>
+    <w:p>
+      <w:pPr>
+        <w:pStyle w:val="ListParagraph"/>
+        <w:numPr>
+          <w:ilvl w:val="0"/>
+          <w:numId w:val="6"/>
+        </w:numPr>
+        <w:spacing w:after="60"/>
+      </w:pPr>
+      <w:r>
+        <w:t xml:space="preserve">Revisão de outubro de 2026: o resultado da retossigmoidoscopia e da radiografia de controle não citam mais a sonda retal, que passou a ser opcional; o item de realimentação do M3 diz 'mantendo a sonda retal se ela foi deixada'.</w:t>
+      </w:r>
+    </w:p>
+    <w:p>
+      <w:pPr>
+        <w:pStyle w:val="ListParagraph"/>
+        <w:numPr>
+          <w:ilvl w:val="0"/>
+          <w:numId w:val="6"/>
+        </w:numPr>
+        <w:spacing w:after="60"/>
+      </w:pPr>
+      <w:r>
+        <w:t xml:space="preserve">As explicações orientam, no Parkinson: não suspender a levodopa no jejum e evitar metoclopramida, bromoprida e haloperidol, preferindo ondansetrona. Confirmar.</w:t>
       </w:r>
     </w:p>
     <w:sectPr>
